--- a/SWI1_Abschlussbericht.docx
+++ b/SWI1_Abschlussbericht.docx
@@ -6,13 +6,8 @@
       <w:pPr>
         <w:pStyle w:val="Title"/>
       </w:pPr>
-      <w:proofErr w:type="spellStart"/>
-      <w:r>
-        <w:t>Abschlussbericht</w:t>
-      </w:r>
-      <w:proofErr w:type="spellEnd"/>
-      <w:r>
-        <w:t xml:space="preserve"> SWI1</w:t>
+      <w:r>
+        <w:t>Abschlussbericht SWI1</w:t>
       </w:r>
     </w:p>
     <w:p/>
@@ -21,11 +16,9 @@
       <w:pPr>
         <w:pStyle w:val="Heading1"/>
       </w:pPr>
-      <w:proofErr w:type="spellStart"/>
       <w:r>
         <w:t>Entwicklung</w:t>
       </w:r>
-      <w:proofErr w:type="spellEnd"/>
     </w:p>
     <w:p>
       <w:pPr>
@@ -36,11 +29,9 @@
       <w:pPr>
         <w:pStyle w:val="Heading2"/>
       </w:pPr>
-      <w:proofErr w:type="spellStart"/>
       <w:r>
         <w:t>Architektur</w:t>
       </w:r>
-      <w:proofErr w:type="spellEnd"/>
     </w:p>
     <w:p>
       <w:pPr>
@@ -79,11 +70,9 @@
       <w:pPr>
         <w:pStyle w:val="Heading2"/>
       </w:pPr>
-      <w:proofErr w:type="spellStart"/>
       <w:r>
         <w:t>Codestyle</w:t>
       </w:r>
-      <w:proofErr w:type="spellEnd"/>
     </w:p>
     <w:p>
       <w:r>
@@ -92,13 +81,8 @@
     </w:p>
     <w:p>
       <w:r>
-        <w:t xml:space="preserve">    - </w:t>
-      </w:r>
-      <w:proofErr w:type="spellStart"/>
-      <w:r>
-        <w:t>semikolon</w:t>
-      </w:r>
-      <w:proofErr w:type="spellEnd"/>
+        <w:t xml:space="preserve">    - semikolon</w:t>
+      </w:r>
     </w:p>
     <w:p>
       <w:pPr>
@@ -299,33 +283,25 @@
     </w:p>
     <w:p>
       <w:pPr>
-        <w:pStyle w:val="ListParagraph"/>
-        <w:numPr>
-          <w:ilvl w:val="1"/>
-          <w:numId w:val="1"/>
-        </w:numPr>
-        <w:rPr>
-          <w:lang w:val="de-CH"/>
-        </w:rPr>
-      </w:pPr>
-      <w:r>
-        <w:rPr>
-          <w:lang w:val="de-CH"/>
-        </w:rPr>
-        <w:t>die aufmerksamkeit soll auf die verfügbaren räume gelenkt werden</w:t>
-      </w:r>
+        <w:rPr>
+          <w:lang w:val="de-CH"/>
+        </w:rPr>
+      </w:pPr>
+      <w:r>
+        <w:rPr>
+          <w:lang w:val="de-CH"/>
+        </w:rPr>
+        <w:t>verbesserungen: breadcrumb groesser, nicht besetzte räume zuoberst listen</w:t>
+      </w:r>
+      <w:bookmarkStart w:id="0" w:name="_GoBack"/>
+      <w:bookmarkEnd w:id="0"/>
     </w:p>
     <w:p>
       <w:pPr>
         <w:pStyle w:val="Heading1"/>
       </w:pPr>
-      <w:proofErr w:type="spellStart"/>
-      <w:r>
-        <w:t>Implementierte</w:t>
-      </w:r>
-      <w:proofErr w:type="spellEnd"/>
-      <w:r>
-        <w:t xml:space="preserve"> </w:t>
+      <w:r>
+        <w:t xml:space="preserve">Implementierte </w:t>
       </w:r>
       <w:r>
         <w:t>Features</w:t>
@@ -350,19 +326,9 @@
             <w:tcW w:w="3116" w:type="dxa"/>
           </w:tcPr>
           <w:p>
-            <w:proofErr w:type="spellStart"/>
             <w:r>
-              <w:t>Erstellen</w:t>
+              <w:t>Erstellen von Grundgerüst</w:t>
             </w:r>
-            <w:proofErr w:type="spellEnd"/>
-            <w:r>
-              <w:t xml:space="preserve"> von </w:t>
-            </w:r>
-            <w:proofErr w:type="spellStart"/>
-            <w:r>
-              <w:t>Grundgerüst</w:t>
-            </w:r>
-            <w:proofErr w:type="spellEnd"/>
           </w:p>
         </w:tc>
         <w:tc>
@@ -532,11 +498,9 @@
       <w:pPr>
         <w:pStyle w:val="Heading1"/>
       </w:pPr>
-      <w:proofErr w:type="spellStart"/>
       <w:r>
         <w:t>Stärken</w:t>
       </w:r>
-      <w:proofErr w:type="spellEnd"/>
     </w:p>
     <w:p>
       <w:pPr>
@@ -562,15 +526,7 @@
         <w:rPr>
           <w:lang w:val="de-CH"/>
         </w:rPr>
-        <w:t>- man kann nirgend</w:t>
-      </w:r>
-      <w:bookmarkStart w:id="0" w:name="_GoBack"/>
-      <w:bookmarkEnd w:id="0"/>
-      <w:r>
-        <w:rPr>
-          <w:lang w:val="de-CH"/>
-        </w:rPr>
-        <w:t>s den kalender mit allen räumen einsehen, immer nur mit einem raum</w:t>
+        <w:t>- man kann nirgends den kalender mit allen räumen einsehen, immer nur mit einem raum</w:t>
       </w:r>
     </w:p>
     <w:p>

--- a/SWI1_Abschlussbericht.docx
+++ b/SWI1_Abschlussbericht.docx
@@ -293,14 +293,26 @@
         </w:rPr>
         <w:t>verbesserungen: breadcrumb groesser, nicht besetzte räume zuoberst listen</w:t>
       </w:r>
-      <w:bookmarkStart w:id="0" w:name="_GoBack"/>
-      <w:bookmarkEnd w:id="0"/>
+    </w:p>
+    <w:p>
+      <w:pPr>
+        <w:rPr>
+          <w:lang w:val="de-CH"/>
+        </w:rPr>
+      </w:pPr>
+      <w:r>
+        <w:rPr>
+          <w:lang w:val="de-CH"/>
+        </w:rPr>
+        <w:t>die ID des raums ist fuer den benutzer nicht relevant</w:t>
+      </w:r>
     </w:p>
     <w:p>
       <w:pPr>
         <w:pStyle w:val="Heading1"/>
       </w:pPr>
       <w:r>
+        <w:lastRenderedPageBreak/>
         <w:t xml:space="preserve">Implementierte </w:t>
       </w:r>
       <w:r>
@@ -567,6 +579,21 @@
         </w:rPr>
         <w:t>- listenerstorage ist bei grossen projekten so nicht wartbar</w:t>
       </w:r>
+    </w:p>
+    <w:p>
+      <w:pPr>
+        <w:rPr>
+          <w:lang w:val="de-CH"/>
+        </w:rPr>
+      </w:pPr>
+      <w:r>
+        <w:rPr>
+          <w:lang w:val="de-CH"/>
+        </w:rPr>
+        <w:t>- nicht crosssidescripting-proof</w:t>
+      </w:r>
+      <w:bookmarkStart w:id="0" w:name="_GoBack"/>
+      <w:bookmarkEnd w:id="0"/>
     </w:p>
     <w:p>
       <w:pPr>
